--- a/01-design-formal/yourgame.docx
+++ b/01-design-formal/yourgame.docx
@@ -1704,118 +1704,13 @@
     </w:p>
     <w:p>
       <w:pPr>
-        <w:pStyle w:val="Heading2"/>
-        <w:rPr>
-          <w:color w:val="auto"/>
-          <w:rtl/>
-        </w:rPr>
-      </w:pPr>
-      <w:r>
-        <w:rPr>
-          <w:rFonts w:hint="cs"/>
-          <w:color w:val="auto"/>
-          <w:rtl/>
-        </w:rPr>
-        <w:t>הגשה</w:t>
-      </w:r>
-      <w:r>
-        <w:rPr>
-          <w:rFonts w:hint="cs"/>
-          <w:color w:val="auto"/>
-          <w:rtl/>
-        </w:rPr>
-        <w:t xml:space="preserve"> במוודל</w:t>
-      </w:r>
-    </w:p>
-    <w:p>
-      <w:pPr>
         <w:pStyle w:val="Textbody"/>
-        <w:numPr>
-          <w:ilvl w:val="0"/>
-          <w:numId w:val="12"/>
-        </w:numPr>
         <w:jc w:val="both"/>
         <w:rPr>
           <w:rFonts w:ascii="David" w:hAnsi="David" w:cs="David"/>
-        </w:rPr>
-      </w:pPr>
-      <w:r>
-        <w:rPr>
-          <w:rFonts w:ascii="David" w:hAnsi="David" w:cs="David" w:hint="cs"/>
-          <w:rtl/>
-        </w:rPr>
-        <w:t>יש להגיש במוודל קישורים למאגרים שפתחתם בגיטהאב של הארגון.</w:t>
-      </w:r>
-    </w:p>
-    <w:p>
-      <w:pPr>
-        <w:pStyle w:val="Textbody"/>
-        <w:numPr>
-          <w:ilvl w:val="0"/>
-          <w:numId w:val="12"/>
-        </w:numPr>
-        <w:jc w:val="both"/>
-        <w:rPr>
-          <w:rFonts w:ascii="David" w:hAnsi="David" w:cs="David"/>
-          <w:rtl/>
-        </w:rPr>
-      </w:pPr>
-      <w:r>
-        <w:rPr>
-          <w:rFonts w:ascii="David" w:hAnsi="David" w:cs="David" w:hint="cs"/>
-          <w:rtl/>
-        </w:rPr>
-        <w:t>בנוסף להגשת הקישורים במוודל, יש להקליט את עצמכם מסבירים בעל-פה את פתרון השאלות</w:t>
-      </w:r>
-      <w:r>
-        <w:rPr>
-          <w:rFonts w:ascii="David" w:hAnsi="David" w:cs="David" w:hint="cs"/>
-          <w:rtl/>
-        </w:rPr>
-        <w:t>, עם צילום מסך,</w:t>
-      </w:r>
-      <w:r>
-        <w:rPr>
-          <w:rFonts w:ascii="David" w:hAnsi="David" w:cs="David" w:hint="cs"/>
-          <w:rtl/>
-        </w:rPr>
-        <w:t xml:space="preserve"> במשך 5 דקות לכל היותר (לכל הצוות). יש להעלות את ההקלטה ליוטיוב, </w:t>
-      </w:r>
-      <w:r>
-        <w:rPr>
-          <w:rFonts w:ascii="David" w:hAnsi="David" w:cs="David" w:hint="cs"/>
-          <w:rtl/>
-        </w:rPr>
-        <w:t xml:space="preserve">ולהגיש במוודל קישור </w:t>
-      </w:r>
-      <w:r>
-        <w:rPr>
-          <w:rFonts w:ascii="David" w:hAnsi="David" w:cs="David" w:hint="cs"/>
-          <w:rtl/>
-        </w:rPr>
-        <w:t xml:space="preserve"> </w:t>
-      </w:r>
-      <w:r>
-        <w:rPr>
-          <w:rFonts w:ascii="David" w:hAnsi="David" w:cs="David" w:hint="cs"/>
-          <w:rtl/>
-        </w:rPr>
-        <w:t>לסרטון.</w:t>
-      </w:r>
-      <w:r>
-        <w:rPr>
-          <w:rFonts w:ascii="David" w:hAnsi="David" w:cs="David" w:hint="cs"/>
-          <w:rtl/>
-        </w:rPr>
-        <w:t xml:space="preserve"> </w:t>
-      </w:r>
-      <w:r>
-        <w:rPr>
-          <w:rFonts w:ascii="David" w:hAnsi="David" w:cs="David" w:hint="cs"/>
-          <w:rtl/>
-        </w:rPr>
-        <w:t>זאת, כדי לוודא שאתם מבינים מה עשיתם (ולא רק מעתיקים מבינה מלאכותית).</w:t>
-      </w:r>
+          <w:rtl/>
+        </w:rPr>
+      </w:pPr>
     </w:p>
     <w:sectPr>
       <w:headerReference w:type="default" r:id="rId12"/>

--- a/01-design-formal/yourgame.docx
+++ b/01-design-formal/yourgame.docx
@@ -1705,10 +1705,29 @@
     <w:p>
       <w:pPr>
         <w:pStyle w:val="Textbody"/>
+        <w:numPr>
+          <w:ilvl w:val="0"/>
+          <w:numId w:val="12"/>
+        </w:numPr>
         <w:jc w:val="both"/>
         <w:rPr>
           <w:rFonts w:ascii="David" w:hAnsi="David" w:cs="David"/>
-          <w:rtl/>
+        </w:rPr>
+      </w:pPr>
+      <w:r>
+        <w:rPr>
+          <w:rFonts w:ascii="David" w:hAnsi="David" w:cs="David" w:hint="cs"/>
+          <w:rtl/>
+        </w:rPr>
+        <w:t>יש להגיש בהתאם להנחיות המתרגל, שיימסרו בתרגול ובקבוצת הדיוור.</w:t>
+      </w:r>
+    </w:p>
+    <w:p>
+      <w:pPr>
+        <w:pStyle w:val="Textbody"/>
+        <w:jc w:val="both"/>
+        <w:rPr>
+          <w:rFonts w:ascii="David" w:hAnsi="David" w:cs="David"/>
         </w:rPr>
       </w:pPr>
     </w:p>
